--- a/матрица связей сущностей.docx
+++ b/матрица связей сущностей.docx
@@ -45,7 +45,7 @@
           </w:tcPr>
           <w:p>
             <w:pPr>
-              <w:pStyle w:val="Style17"/>
+              <w:pStyle w:val="user3"/>
               <w:rPr>
                 <w:sz w:val="20"/>
                 <w:szCs w:val="20"/>
@@ -70,7 +70,7 @@
           </w:tcPr>
           <w:p>
             <w:pPr>
-              <w:pStyle w:val="Style17"/>
+              <w:pStyle w:val="user3"/>
               <w:jc w:val="center"/>
               <w:rPr>
                 <w:sz w:val="20"/>
@@ -87,7 +87,7 @@
           </w:p>
           <w:p>
             <w:pPr>
-              <w:pStyle w:val="Style17"/>
+              <w:pStyle w:val="user3"/>
               <w:jc w:val="center"/>
               <w:rPr>
                 <w:sz w:val="20"/>
@@ -114,7 +114,7 @@
           </w:tcPr>
           <w:p>
             <w:pPr>
-              <w:pStyle w:val="Style17"/>
+              <w:pStyle w:val="user3"/>
               <w:jc w:val="center"/>
               <w:rPr>
                 <w:sz w:val="20"/>
@@ -138,7 +138,7 @@
           </w:p>
           <w:p>
             <w:pPr>
-              <w:pStyle w:val="Style17"/>
+              <w:pStyle w:val="user3"/>
               <w:jc w:val="center"/>
               <w:rPr>
                 <w:sz w:val="20"/>
@@ -165,7 +165,7 @@
           </w:tcPr>
           <w:p>
             <w:pPr>
-              <w:pStyle w:val="Style17"/>
+              <w:pStyle w:val="user3"/>
               <w:jc w:val="center"/>
               <w:rPr>
                 <w:sz w:val="20"/>
@@ -190,7 +190,7 @@
           </w:p>
           <w:p>
             <w:pPr>
-              <w:pStyle w:val="Style17"/>
+              <w:pStyle w:val="user3"/>
               <w:jc w:val="center"/>
               <w:rPr>
                 <w:sz w:val="20"/>
@@ -217,7 +217,7 @@
           </w:tcPr>
           <w:p>
             <w:pPr>
-              <w:pStyle w:val="Style17"/>
+              <w:pStyle w:val="user3"/>
               <w:jc w:val="center"/>
               <w:rPr>
                 <w:sz w:val="20"/>
@@ -234,7 +234,7 @@
           </w:p>
           <w:p>
             <w:pPr>
-              <w:pStyle w:val="Style17"/>
+              <w:pStyle w:val="user3"/>
               <w:jc w:val="center"/>
               <w:rPr>
                 <w:sz w:val="20"/>
@@ -261,7 +261,7 @@
           </w:tcPr>
           <w:p>
             <w:pPr>
-              <w:pStyle w:val="Style17"/>
+              <w:pStyle w:val="user3"/>
               <w:jc w:val="center"/>
               <w:rPr>
                 <w:sz w:val="20"/>
@@ -278,7 +278,7 @@
           </w:p>
           <w:p>
             <w:pPr>
-              <w:pStyle w:val="Style17"/>
+              <w:pStyle w:val="user3"/>
               <w:jc w:val="center"/>
               <w:rPr>
                 <w:sz w:val="20"/>
@@ -305,7 +305,7 @@
           </w:tcPr>
           <w:p>
             <w:pPr>
-              <w:pStyle w:val="Style17"/>
+              <w:pStyle w:val="user3"/>
               <w:jc w:val="center"/>
               <w:rPr>
                 <w:sz w:val="20"/>
@@ -322,7 +322,7 @@
           </w:p>
           <w:p>
             <w:pPr>
-              <w:pStyle w:val="Style17"/>
+              <w:pStyle w:val="user3"/>
               <w:jc w:val="center"/>
               <w:rPr>
                 <w:sz w:val="20"/>
@@ -349,7 +349,7 @@
           </w:tcPr>
           <w:p>
             <w:pPr>
-              <w:pStyle w:val="Style17"/>
+              <w:pStyle w:val="user3"/>
               <w:jc w:val="center"/>
               <w:rPr>
                 <w:sz w:val="20"/>
@@ -366,7 +366,7 @@
           </w:p>
           <w:p>
             <w:pPr>
-              <w:pStyle w:val="Style17"/>
+              <w:pStyle w:val="user3"/>
               <w:jc w:val="center"/>
               <w:rPr>
                 <w:sz w:val="20"/>
@@ -393,7 +393,7 @@
           </w:tcPr>
           <w:p>
             <w:pPr>
-              <w:pStyle w:val="Style17"/>
+              <w:pStyle w:val="user3"/>
               <w:jc w:val="center"/>
               <w:rPr>
                 <w:sz w:val="20"/>
@@ -410,7 +410,7 @@
           </w:p>
           <w:p>
             <w:pPr>
-              <w:pStyle w:val="Style17"/>
+              <w:pStyle w:val="user3"/>
               <w:jc w:val="center"/>
               <w:rPr>
                 <w:sz w:val="20"/>
@@ -437,7 +437,7 @@
           </w:tcPr>
           <w:p>
             <w:pPr>
-              <w:pStyle w:val="Style17"/>
+              <w:pStyle w:val="user3"/>
               <w:jc w:val="center"/>
               <w:rPr>
                 <w:sz w:val="20"/>
@@ -454,7 +454,7 @@
           </w:p>
           <w:p>
             <w:pPr>
-              <w:pStyle w:val="Style17"/>
+              <w:pStyle w:val="user3"/>
               <w:jc w:val="center"/>
               <w:rPr>
                 <w:sz w:val="20"/>
@@ -481,7 +481,7 @@
           </w:tcPr>
           <w:p>
             <w:pPr>
-              <w:pStyle w:val="Style17"/>
+              <w:pStyle w:val="user3"/>
               <w:jc w:val="center"/>
               <w:rPr>
                 <w:sz w:val="20"/>
@@ -498,7 +498,7 @@
           </w:p>
           <w:p>
             <w:pPr>
-              <w:pStyle w:val="Style17"/>
+              <w:pStyle w:val="user3"/>
               <w:jc w:val="center"/>
               <w:rPr>
                 <w:sz w:val="20"/>
@@ -525,7 +525,7 @@
           </w:tcPr>
           <w:p>
             <w:pPr>
-              <w:pStyle w:val="Style17"/>
+              <w:pStyle w:val="user3"/>
               <w:jc w:val="center"/>
               <w:rPr>
                 <w:sz w:val="20"/>
@@ -542,7 +542,7 @@
           </w:p>
           <w:p>
             <w:pPr>
-              <w:pStyle w:val="Style17"/>
+              <w:pStyle w:val="user3"/>
               <w:jc w:val="center"/>
               <w:rPr>
                 <w:sz w:val="20"/>
@@ -569,7 +569,7 @@
           </w:tcPr>
           <w:p>
             <w:pPr>
-              <w:pStyle w:val="Style17"/>
+              <w:pStyle w:val="user3"/>
               <w:jc w:val="center"/>
               <w:rPr>
                 <w:sz w:val="20"/>
@@ -586,7 +586,7 @@
           </w:p>
           <w:p>
             <w:pPr>
-              <w:pStyle w:val="Style17"/>
+              <w:pStyle w:val="user3"/>
               <w:jc w:val="center"/>
               <w:rPr>
                 <w:sz w:val="20"/>
@@ -614,7 +614,7 @@
           </w:tcPr>
           <w:p>
             <w:pPr>
-              <w:pStyle w:val="Style17"/>
+              <w:pStyle w:val="user3"/>
               <w:jc w:val="center"/>
               <w:rPr>
                 <w:sz w:val="20"/>
@@ -631,7 +631,7 @@
           </w:p>
           <w:p>
             <w:pPr>
-              <w:pStyle w:val="Style17"/>
+              <w:pStyle w:val="user3"/>
               <w:jc w:val="center"/>
               <w:rPr>
                 <w:sz w:val="20"/>
@@ -660,7 +660,7 @@
           </w:tcPr>
           <w:p>
             <w:pPr>
-              <w:pStyle w:val="Style17"/>
+              <w:pStyle w:val="user3"/>
               <w:jc w:val="center"/>
               <w:rPr>
                 <w:sz w:val="20"/>
@@ -677,7 +677,7 @@
           </w:p>
           <w:p>
             <w:pPr>
-              <w:pStyle w:val="Style17"/>
+              <w:pStyle w:val="user3"/>
               <w:jc w:val="center"/>
               <w:rPr>
                 <w:sz w:val="20"/>
@@ -704,7 +704,7 @@
           </w:tcPr>
           <w:p>
             <w:pPr>
-              <w:pStyle w:val="Style17"/>
+              <w:pStyle w:val="user3"/>
               <w:jc w:val="center"/>
               <w:rPr>
                 <w:sz w:val="20"/>
@@ -729,7 +729,7 @@
           </w:tcPr>
           <w:p>
             <w:pPr>
-              <w:pStyle w:val="Style17"/>
+              <w:pStyle w:val="user3"/>
               <w:jc w:val="center"/>
               <w:rPr>
                 <w:sz w:val="20"/>
@@ -757,7 +757,7 @@
           </w:tcPr>
           <w:p>
             <w:pPr>
-              <w:pStyle w:val="Style17"/>
+              <w:pStyle w:val="user3"/>
               <w:jc w:val="center"/>
               <w:rPr>
                 <w:sz w:val="20"/>
@@ -782,7 +782,7 @@
           </w:tcPr>
           <w:p>
             <w:pPr>
-              <w:pStyle w:val="Style17"/>
+              <w:pStyle w:val="user3"/>
               <w:jc w:val="center"/>
               <w:rPr>
                 <w:sz w:val="20"/>
@@ -807,7 +807,7 @@
           </w:tcPr>
           <w:p>
             <w:pPr>
-              <w:pStyle w:val="Style17"/>
+              <w:pStyle w:val="user3"/>
               <w:jc w:val="center"/>
               <w:rPr>
                 <w:sz w:val="20"/>
@@ -832,7 +832,7 @@
           </w:tcPr>
           <w:p>
             <w:pPr>
-              <w:pStyle w:val="Style17"/>
+              <w:pStyle w:val="user3"/>
               <w:jc w:val="center"/>
               <w:rPr>
                 <w:sz w:val="20"/>
@@ -857,7 +857,7 @@
           </w:tcPr>
           <w:p>
             <w:pPr>
-              <w:pStyle w:val="Style17"/>
+              <w:pStyle w:val="user3"/>
               <w:jc w:val="center"/>
               <w:rPr>
                 <w:sz w:val="20"/>
@@ -882,7 +882,7 @@
           </w:tcPr>
           <w:p>
             <w:pPr>
-              <w:pStyle w:val="Style17"/>
+              <w:pStyle w:val="user3"/>
               <w:jc w:val="center"/>
               <w:rPr>
                 <w:sz w:val="20"/>
@@ -910,7 +910,7 @@
           </w:tcPr>
           <w:p>
             <w:pPr>
-              <w:pStyle w:val="Style17"/>
+              <w:pStyle w:val="user3"/>
               <w:jc w:val="center"/>
               <w:rPr>
                 <w:sz w:val="20"/>
@@ -935,7 +935,7 @@
           </w:tcPr>
           <w:p>
             <w:pPr>
-              <w:pStyle w:val="Style17"/>
+              <w:pStyle w:val="user3"/>
               <w:jc w:val="center"/>
               <w:rPr>
                 <w:sz w:val="20"/>
@@ -963,7 +963,7 @@
           </w:tcPr>
           <w:p>
             <w:pPr>
-              <w:pStyle w:val="Style17"/>
+              <w:pStyle w:val="user3"/>
               <w:jc w:val="center"/>
               <w:rPr>
                 <w:sz w:val="20"/>
@@ -991,7 +991,7 @@
           </w:tcPr>
           <w:p>
             <w:pPr>
-              <w:pStyle w:val="Style17"/>
+              <w:pStyle w:val="user3"/>
               <w:jc w:val="center"/>
               <w:rPr>
                 <w:sz w:val="20"/>
@@ -1020,7 +1020,7 @@
           </w:tcPr>
           <w:p>
             <w:pPr>
-              <w:pStyle w:val="Style17"/>
+              <w:pStyle w:val="user3"/>
               <w:jc w:val="center"/>
               <w:rPr>
                 <w:sz w:val="20"/>
@@ -1048,7 +1048,7 @@
           </w:tcPr>
           <w:p>
             <w:pPr>
-              <w:pStyle w:val="Style17"/>
+              <w:pStyle w:val="user3"/>
               <w:jc w:val="center"/>
               <w:rPr>
                 <w:sz w:val="20"/>
@@ -1072,7 +1072,7 @@
           </w:p>
           <w:p>
             <w:pPr>
-              <w:pStyle w:val="Style17"/>
+              <w:pStyle w:val="user3"/>
               <w:jc w:val="center"/>
               <w:rPr>
                 <w:sz w:val="20"/>
@@ -1098,7 +1098,7 @@
           </w:tcPr>
           <w:p>
             <w:pPr>
-              <w:pStyle w:val="Style17"/>
+              <w:pStyle w:val="user3"/>
               <w:jc w:val="center"/>
               <w:rPr>
                 <w:sz w:val="20"/>
@@ -1127,7 +1127,7 @@
           </w:tcPr>
           <w:p>
             <w:pPr>
-              <w:pStyle w:val="Style17"/>
+              <w:pStyle w:val="user3"/>
               <w:jc w:val="center"/>
               <w:rPr>
                 <w:sz w:val="20"/>
@@ -1152,7 +1152,7 @@
           </w:tcPr>
           <w:p>
             <w:pPr>
-              <w:pStyle w:val="Style17"/>
+              <w:pStyle w:val="user3"/>
               <w:jc w:val="center"/>
               <w:rPr>
                 <w:sz w:val="20"/>
@@ -1180,7 +1180,7 @@
           </w:tcPr>
           <w:p>
             <w:pPr>
-              <w:pStyle w:val="Style17"/>
+              <w:pStyle w:val="user3"/>
               <w:jc w:val="center"/>
               <w:rPr>
                 <w:sz w:val="20"/>
@@ -1208,29 +1208,21 @@
           </w:tcPr>
           <w:p>
             <w:pPr>
-              <w:pStyle w:val="Style17"/>
-              <w:jc w:val="center"/>
-              <w:rPr>
-                <w:sz w:val="20"/>
-                <w:szCs w:val="20"/>
-                <w:lang w:val="en-US"/>
-              </w:rPr>
-            </w:pPr>
-            <w:r>
-              <w:rPr>
-                <w:sz w:val="20"/>
-                <w:szCs w:val="20"/>
-                <w:lang w:val="en-US"/>
-              </w:rPr>
-              <w:t>N:</w:t>
-            </w:r>
-            <w:r>
-              <w:rPr>
-                <w:sz w:val="20"/>
-                <w:szCs w:val="20"/>
-                <w:lang w:val="en-US"/>
-              </w:rPr>
-              <w:t>1</w:t>
+              <w:pStyle w:val="user3"/>
+              <w:jc w:val="center"/>
+              <w:rPr>
+                <w:sz w:val="20"/>
+                <w:szCs w:val="20"/>
+                <w:lang w:val="en-US"/>
+              </w:rPr>
+            </w:pPr>
+            <w:r>
+              <w:rPr>
+                <w:sz w:val="20"/>
+                <w:szCs w:val="20"/>
+                <w:lang w:val="en-US"/>
+              </w:rPr>
+              <w:t>N:1</w:t>
             </w:r>
           </w:p>
         </w:tc>
@@ -1244,7 +1236,7 @@
           </w:tcPr>
           <w:p>
             <w:pPr>
-              <w:pStyle w:val="Style17"/>
+              <w:pStyle w:val="user3"/>
               <w:jc w:val="center"/>
               <w:rPr>
                 <w:sz w:val="20"/>
@@ -1272,7 +1264,7 @@
           </w:tcPr>
           <w:p>
             <w:pPr>
-              <w:pStyle w:val="Style17"/>
+              <w:pStyle w:val="user3"/>
               <w:jc w:val="center"/>
               <w:rPr>
                 <w:sz w:val="20"/>
@@ -1300,7 +1292,7 @@
           </w:tcPr>
           <w:p>
             <w:pPr>
-              <w:pStyle w:val="Style17"/>
+              <w:pStyle w:val="user3"/>
               <w:jc w:val="center"/>
               <w:rPr>
                 <w:sz w:val="20"/>
@@ -1328,7 +1320,7 @@
           </w:tcPr>
           <w:p>
             <w:pPr>
-              <w:pStyle w:val="Style17"/>
+              <w:pStyle w:val="user3"/>
               <w:jc w:val="center"/>
               <w:rPr>
                 <w:sz w:val="20"/>
@@ -1353,7 +1345,7 @@
           </w:tcPr>
           <w:p>
             <w:pPr>
-              <w:pStyle w:val="Style17"/>
+              <w:pStyle w:val="user3"/>
               <w:jc w:val="center"/>
               <w:rPr>
                 <w:sz w:val="20"/>
@@ -1381,7 +1373,7 @@
           </w:tcPr>
           <w:p>
             <w:pPr>
-              <w:pStyle w:val="Style17"/>
+              <w:pStyle w:val="user3"/>
               <w:jc w:val="center"/>
               <w:rPr>
                 <w:sz w:val="20"/>
@@ -1409,7 +1401,7 @@
           </w:tcPr>
           <w:p>
             <w:pPr>
-              <w:pStyle w:val="Style17"/>
+              <w:pStyle w:val="user3"/>
               <w:jc w:val="center"/>
               <w:rPr>
                 <w:sz w:val="20"/>
@@ -1435,7 +1427,7 @@
           </w:tcPr>
           <w:p>
             <w:pPr>
-              <w:pStyle w:val="Style17"/>
+              <w:pStyle w:val="user3"/>
               <w:jc w:val="center"/>
               <w:rPr>
                 <w:sz w:val="20"/>
@@ -1463,7 +1455,7 @@
           </w:tcPr>
           <w:p>
             <w:pPr>
-              <w:pStyle w:val="Style17"/>
+              <w:pStyle w:val="user3"/>
               <w:jc w:val="center"/>
               <w:rPr>
                 <w:sz w:val="20"/>
@@ -1488,7 +1480,7 @@
           </w:p>
           <w:p>
             <w:pPr>
-              <w:pStyle w:val="Style17"/>
+              <w:pStyle w:val="user3"/>
               <w:jc w:val="center"/>
               <w:rPr>
                 <w:sz w:val="20"/>
@@ -1514,7 +1506,7 @@
           </w:tcPr>
           <w:p>
             <w:pPr>
-              <w:pStyle w:val="Style17"/>
+              <w:pStyle w:val="user3"/>
               <w:jc w:val="center"/>
               <w:rPr>
                 <w:sz w:val="20"/>
@@ -1539,7 +1531,7 @@
           </w:tcPr>
           <w:p>
             <w:pPr>
-              <w:pStyle w:val="Style17"/>
+              <w:pStyle w:val="user3"/>
               <w:jc w:val="center"/>
               <w:rPr>
                 <w:sz w:val="20"/>
@@ -1568,7 +1560,7 @@
           </w:tcPr>
           <w:p>
             <w:pPr>
-              <w:pStyle w:val="Style17"/>
+              <w:pStyle w:val="user3"/>
               <w:jc w:val="center"/>
               <w:rPr>
                 <w:sz w:val="20"/>
@@ -1593,7 +1585,7 @@
           </w:tcPr>
           <w:p>
             <w:pPr>
-              <w:pStyle w:val="Style17"/>
+              <w:pStyle w:val="user3"/>
               <w:jc w:val="center"/>
               <w:rPr>
                 <w:sz w:val="20"/>
@@ -1621,7 +1613,7 @@
           </w:tcPr>
           <w:p>
             <w:pPr>
-              <w:pStyle w:val="Style17"/>
+              <w:pStyle w:val="user3"/>
               <w:jc w:val="center"/>
               <w:rPr>
                 <w:sz w:val="20"/>
@@ -1646,7 +1638,7 @@
           </w:tcPr>
           <w:p>
             <w:pPr>
-              <w:pStyle w:val="Style17"/>
+              <w:pStyle w:val="user3"/>
               <w:jc w:val="center"/>
               <w:rPr>
                 <w:sz w:val="20"/>
@@ -1671,7 +1663,7 @@
           </w:tcPr>
           <w:p>
             <w:pPr>
-              <w:pStyle w:val="Style17"/>
+              <w:pStyle w:val="user3"/>
               <w:jc w:val="center"/>
               <w:rPr>
                 <w:sz w:val="20"/>
@@ -1696,7 +1688,7 @@
           </w:tcPr>
           <w:p>
             <w:pPr>
-              <w:pStyle w:val="Style17"/>
+              <w:pStyle w:val="user3"/>
               <w:jc w:val="center"/>
               <w:rPr>
                 <w:sz w:val="20"/>
@@ -1721,7 +1713,7 @@
           </w:tcPr>
           <w:p>
             <w:pPr>
-              <w:pStyle w:val="Style17"/>
+              <w:pStyle w:val="user3"/>
               <w:jc w:val="center"/>
               <w:rPr>
                 <w:sz w:val="20"/>
@@ -1746,7 +1738,7 @@
           </w:tcPr>
           <w:p>
             <w:pPr>
-              <w:pStyle w:val="Style17"/>
+              <w:pStyle w:val="user3"/>
               <w:jc w:val="center"/>
               <w:rPr>
                 <w:sz w:val="20"/>
@@ -1771,7 +1763,7 @@
           </w:tcPr>
           <w:p>
             <w:pPr>
-              <w:pStyle w:val="Style17"/>
+              <w:pStyle w:val="user3"/>
               <w:jc w:val="center"/>
               <w:rPr>
                 <w:sz w:val="20"/>
@@ -1796,7 +1788,7 @@
           </w:tcPr>
           <w:p>
             <w:pPr>
-              <w:pStyle w:val="Style17"/>
+              <w:pStyle w:val="user3"/>
               <w:jc w:val="center"/>
               <w:rPr>
                 <w:sz w:val="20"/>
@@ -1822,7 +1814,7 @@
           </w:tcPr>
           <w:p>
             <w:pPr>
-              <w:pStyle w:val="Style17"/>
+              <w:pStyle w:val="user3"/>
               <w:jc w:val="center"/>
               <w:rPr>
                 <w:sz w:val="20"/>
@@ -1850,7 +1842,7 @@
           </w:tcPr>
           <w:p>
             <w:pPr>
-              <w:pStyle w:val="Style17"/>
+              <w:pStyle w:val="user3"/>
               <w:jc w:val="center"/>
               <w:rPr>
                 <w:sz w:val="20"/>
@@ -1867,7 +1859,7 @@
           </w:p>
           <w:p>
             <w:pPr>
-              <w:pStyle w:val="Style17"/>
+              <w:pStyle w:val="user3"/>
               <w:jc w:val="center"/>
               <w:rPr>
                 <w:sz w:val="20"/>
@@ -1893,7 +1885,7 @@
           </w:tcPr>
           <w:p>
             <w:pPr>
-              <w:pStyle w:val="Style17"/>
+              <w:pStyle w:val="user3"/>
               <w:jc w:val="center"/>
               <w:rPr>
                 <w:sz w:val="20"/>
@@ -1918,7 +1910,7 @@
           </w:tcPr>
           <w:p>
             <w:pPr>
-              <w:pStyle w:val="Style17"/>
+              <w:pStyle w:val="user3"/>
               <w:jc w:val="center"/>
               <w:rPr>
                 <w:sz w:val="20"/>
@@ -1946,7 +1938,7 @@
           </w:tcPr>
           <w:p>
             <w:pPr>
-              <w:pStyle w:val="Style17"/>
+              <w:pStyle w:val="user3"/>
               <w:jc w:val="center"/>
               <w:rPr>
                 <w:sz w:val="20"/>
@@ -1975,7 +1967,7 @@
           </w:tcPr>
           <w:p>
             <w:pPr>
-              <w:pStyle w:val="Style17"/>
+              <w:pStyle w:val="user3"/>
               <w:jc w:val="center"/>
               <w:rPr>
                 <w:sz w:val="20"/>
@@ -2000,7 +1992,7 @@
           </w:tcPr>
           <w:p>
             <w:pPr>
-              <w:pStyle w:val="Style17"/>
+              <w:pStyle w:val="user3"/>
               <w:jc w:val="center"/>
               <w:rPr>
                 <w:sz w:val="20"/>
@@ -2025,7 +2017,7 @@
           </w:tcPr>
           <w:p>
             <w:pPr>
-              <w:pStyle w:val="Style17"/>
+              <w:pStyle w:val="user3"/>
               <w:jc w:val="center"/>
               <w:rPr>
                 <w:sz w:val="20"/>
@@ -2050,7 +2042,7 @@
           </w:tcPr>
           <w:p>
             <w:pPr>
-              <w:pStyle w:val="Style17"/>
+              <w:pStyle w:val="user3"/>
               <w:jc w:val="center"/>
               <w:rPr>
                 <w:sz w:val="20"/>
@@ -2075,7 +2067,7 @@
           </w:tcPr>
           <w:p>
             <w:pPr>
-              <w:pStyle w:val="Style17"/>
+              <w:pStyle w:val="user3"/>
               <w:jc w:val="center"/>
               <w:rPr>
                 <w:sz w:val="20"/>
@@ -2100,7 +2092,7 @@
           </w:tcPr>
           <w:p>
             <w:pPr>
-              <w:pStyle w:val="Style17"/>
+              <w:pStyle w:val="user3"/>
               <w:jc w:val="center"/>
               <w:rPr>
                 <w:sz w:val="20"/>
@@ -2125,7 +2117,7 @@
           </w:tcPr>
           <w:p>
             <w:pPr>
-              <w:pStyle w:val="Style17"/>
+              <w:pStyle w:val="user3"/>
               <w:jc w:val="center"/>
               <w:rPr>
                 <w:sz w:val="20"/>
@@ -2150,7 +2142,7 @@
           </w:tcPr>
           <w:p>
             <w:pPr>
-              <w:pStyle w:val="Style17"/>
+              <w:pStyle w:val="user3"/>
               <w:jc w:val="center"/>
               <w:rPr>
                 <w:sz w:val="20"/>
@@ -2175,7 +2167,7 @@
           </w:tcPr>
           <w:p>
             <w:pPr>
-              <w:pStyle w:val="Style17"/>
+              <w:pStyle w:val="user3"/>
               <w:jc w:val="center"/>
               <w:rPr>
                 <w:sz w:val="20"/>
@@ -2201,7 +2193,7 @@
           </w:tcPr>
           <w:p>
             <w:pPr>
-              <w:pStyle w:val="Style17"/>
+              <w:pStyle w:val="user3"/>
               <w:jc w:val="center"/>
               <w:rPr>
                 <w:sz w:val="20"/>
@@ -2229,7 +2221,7 @@
           </w:tcPr>
           <w:p>
             <w:pPr>
-              <w:pStyle w:val="Style17"/>
+              <w:pStyle w:val="user3"/>
               <w:jc w:val="center"/>
               <w:rPr>
                 <w:sz w:val="20"/>
@@ -2246,7 +2238,7 @@
           </w:p>
           <w:p>
             <w:pPr>
-              <w:pStyle w:val="Style17"/>
+              <w:pStyle w:val="user3"/>
               <w:jc w:val="center"/>
               <w:rPr>
                 <w:sz w:val="20"/>
@@ -2272,7 +2264,7 @@
           </w:tcPr>
           <w:p>
             <w:pPr>
-              <w:pStyle w:val="Style17"/>
+              <w:pStyle w:val="user3"/>
               <w:jc w:val="center"/>
               <w:rPr>
                 <w:sz w:val="20"/>
@@ -2297,29 +2289,21 @@
           </w:tcPr>
           <w:p>
             <w:pPr>
-              <w:pStyle w:val="Style17"/>
-              <w:jc w:val="center"/>
-              <w:rPr>
-                <w:sz w:val="20"/>
-                <w:szCs w:val="20"/>
-                <w:lang w:val="en-US"/>
-              </w:rPr>
-            </w:pPr>
-            <w:r>
-              <w:rPr>
-                <w:sz w:val="20"/>
-                <w:szCs w:val="20"/>
-                <w:lang w:val="en-US"/>
-              </w:rPr>
-              <w:t>1:</w:t>
-            </w:r>
-            <w:r>
-              <w:rPr>
-                <w:sz w:val="20"/>
-                <w:szCs w:val="20"/>
-                <w:lang w:val="en-US"/>
-              </w:rPr>
-              <w:t>N</w:t>
+              <w:pStyle w:val="user3"/>
+              <w:jc w:val="center"/>
+              <w:rPr>
+                <w:sz w:val="20"/>
+                <w:szCs w:val="20"/>
+                <w:lang w:val="en-US"/>
+              </w:rPr>
+            </w:pPr>
+            <w:r>
+              <w:rPr>
+                <w:sz w:val="20"/>
+                <w:szCs w:val="20"/>
+                <w:lang w:val="en-US"/>
+              </w:rPr>
+              <w:t>1:N</w:t>
             </w:r>
           </w:p>
         </w:tc>
@@ -2333,7 +2317,7 @@
           </w:tcPr>
           <w:p>
             <w:pPr>
-              <w:pStyle w:val="Style17"/>
+              <w:pStyle w:val="user3"/>
               <w:jc w:val="center"/>
               <w:rPr>
                 <w:sz w:val="20"/>
@@ -2358,7 +2342,7 @@
           </w:tcPr>
           <w:p>
             <w:pPr>
-              <w:pStyle w:val="Style17"/>
+              <w:pStyle w:val="user3"/>
               <w:jc w:val="center"/>
               <w:rPr>
                 <w:sz w:val="20"/>
@@ -2384,7 +2368,7 @@
           </w:tcPr>
           <w:p>
             <w:pPr>
-              <w:pStyle w:val="Style17"/>
+              <w:pStyle w:val="user3"/>
               <w:jc w:val="center"/>
               <w:rPr>
                 <w:sz w:val="20"/>
@@ -2409,7 +2393,7 @@
           </w:tcPr>
           <w:p>
             <w:pPr>
-              <w:pStyle w:val="Style17"/>
+              <w:pStyle w:val="user3"/>
               <w:jc w:val="center"/>
               <w:rPr>
                 <w:sz w:val="20"/>
@@ -2434,7 +2418,7 @@
           </w:tcPr>
           <w:p>
             <w:pPr>
-              <w:pStyle w:val="Style17"/>
+              <w:pStyle w:val="user3"/>
               <w:jc w:val="center"/>
               <w:rPr>
                 <w:sz w:val="20"/>
@@ -2459,7 +2443,7 @@
           </w:tcPr>
           <w:p>
             <w:pPr>
-              <w:pStyle w:val="Style17"/>
+              <w:pStyle w:val="user3"/>
               <w:jc w:val="center"/>
               <w:rPr>
                 <w:sz w:val="20"/>
@@ -2484,7 +2468,7 @@
           </w:tcPr>
           <w:p>
             <w:pPr>
-              <w:pStyle w:val="Style17"/>
+              <w:pStyle w:val="user3"/>
               <w:jc w:val="center"/>
               <w:rPr>
                 <w:sz w:val="20"/>
@@ -2509,7 +2493,7 @@
           </w:tcPr>
           <w:p>
             <w:pPr>
-              <w:pStyle w:val="Style17"/>
+              <w:pStyle w:val="user3"/>
               <w:jc w:val="center"/>
               <w:rPr>
                 <w:sz w:val="20"/>
@@ -2536,7 +2520,7 @@
           </w:tcPr>
           <w:p>
             <w:pPr>
-              <w:pStyle w:val="Style17"/>
+              <w:pStyle w:val="user3"/>
               <w:jc w:val="center"/>
               <w:rPr>
                 <w:sz w:val="20"/>
@@ -2561,7 +2545,7 @@
           </w:tcPr>
           <w:p>
             <w:pPr>
-              <w:pStyle w:val="Style17"/>
+              <w:pStyle w:val="user3"/>
               <w:jc w:val="center"/>
               <w:rPr>
                 <w:sz w:val="20"/>
@@ -2587,7 +2571,7 @@
           </w:tcPr>
           <w:p>
             <w:pPr>
-              <w:pStyle w:val="Style17"/>
+              <w:pStyle w:val="user3"/>
               <w:jc w:val="center"/>
               <w:rPr>
                 <w:sz w:val="20"/>
@@ -2615,7 +2599,7 @@
           </w:tcPr>
           <w:p>
             <w:pPr>
-              <w:pStyle w:val="Style17"/>
+              <w:pStyle w:val="user3"/>
               <w:jc w:val="center"/>
               <w:rPr>
                 <w:sz w:val="20"/>
@@ -2632,7 +2616,7 @@
           </w:p>
           <w:p>
             <w:pPr>
-              <w:pStyle w:val="Style17"/>
+              <w:pStyle w:val="user3"/>
               <w:jc w:val="center"/>
               <w:rPr>
                 <w:sz w:val="20"/>
@@ -2658,7 +2642,7 @@
           </w:tcPr>
           <w:p>
             <w:pPr>
-              <w:pStyle w:val="Style17"/>
+              <w:pStyle w:val="user3"/>
               <w:jc w:val="center"/>
               <w:rPr>
                 <w:sz w:val="20"/>
@@ -2683,7 +2667,7 @@
           </w:tcPr>
           <w:p>
             <w:pPr>
-              <w:pStyle w:val="Style17"/>
+              <w:pStyle w:val="user3"/>
               <w:jc w:val="center"/>
               <w:rPr>
                 <w:sz w:val="20"/>
@@ -2711,7 +2695,7 @@
           </w:tcPr>
           <w:p>
             <w:pPr>
-              <w:pStyle w:val="Style17"/>
+              <w:pStyle w:val="user3"/>
               <w:jc w:val="center"/>
               <w:rPr>
                 <w:sz w:val="20"/>
@@ -2736,7 +2720,7 @@
           </w:tcPr>
           <w:p>
             <w:pPr>
-              <w:pStyle w:val="Style17"/>
+              <w:pStyle w:val="user3"/>
               <w:jc w:val="center"/>
               <w:rPr>
                 <w:sz w:val="20"/>
@@ -2761,7 +2745,7 @@
           </w:tcPr>
           <w:p>
             <w:pPr>
-              <w:pStyle w:val="Style17"/>
+              <w:pStyle w:val="user3"/>
               <w:jc w:val="center"/>
               <w:rPr>
                 <w:sz w:val="20"/>
@@ -2787,7 +2771,7 @@
           </w:tcPr>
           <w:p>
             <w:pPr>
-              <w:pStyle w:val="Style17"/>
+              <w:pStyle w:val="user3"/>
               <w:jc w:val="center"/>
               <w:rPr>
                 <w:sz w:val="20"/>
@@ -2812,7 +2796,7 @@
           </w:tcPr>
           <w:p>
             <w:pPr>
-              <w:pStyle w:val="Style17"/>
+              <w:pStyle w:val="user3"/>
               <w:jc w:val="center"/>
               <w:rPr>
                 <w:sz w:val="20"/>
@@ -2840,7 +2824,7 @@
           </w:tcPr>
           <w:p>
             <w:pPr>
-              <w:pStyle w:val="Style17"/>
+              <w:pStyle w:val="user3"/>
               <w:jc w:val="center"/>
               <w:rPr>
                 <w:sz w:val="20"/>
@@ -2868,7 +2852,7 @@
           </w:tcPr>
           <w:p>
             <w:pPr>
-              <w:pStyle w:val="Style17"/>
+              <w:pStyle w:val="user3"/>
               <w:jc w:val="center"/>
               <w:rPr>
                 <w:sz w:val="20"/>
@@ -2896,7 +2880,7 @@
           </w:tcPr>
           <w:p>
             <w:pPr>
-              <w:pStyle w:val="Style17"/>
+              <w:pStyle w:val="user3"/>
               <w:jc w:val="center"/>
               <w:rPr>
                 <w:sz w:val="20"/>
@@ -2924,7 +2908,7 @@
           </w:tcPr>
           <w:p>
             <w:pPr>
-              <w:pStyle w:val="Style17"/>
+              <w:pStyle w:val="user3"/>
               <w:jc w:val="center"/>
               <w:rPr>
                 <w:sz w:val="20"/>
@@ -2949,7 +2933,7 @@
           </w:tcPr>
           <w:p>
             <w:pPr>
-              <w:pStyle w:val="Style17"/>
+              <w:pStyle w:val="user3"/>
               <w:jc w:val="center"/>
               <w:rPr>
                 <w:sz w:val="20"/>
@@ -2978,7 +2962,7 @@
           </w:tcPr>
           <w:p>
             <w:pPr>
-              <w:pStyle w:val="Style17"/>
+              <w:pStyle w:val="user3"/>
               <w:jc w:val="center"/>
               <w:rPr>
                 <w:sz w:val="20"/>
@@ -3006,7 +2990,7 @@
           </w:tcPr>
           <w:p>
             <w:pPr>
-              <w:pStyle w:val="Style17"/>
+              <w:pStyle w:val="user3"/>
               <w:jc w:val="center"/>
               <w:rPr>
                 <w:sz w:val="20"/>
@@ -3023,7 +3007,7 @@
           </w:p>
           <w:p>
             <w:pPr>
-              <w:pStyle w:val="Style17"/>
+              <w:pStyle w:val="user3"/>
               <w:jc w:val="center"/>
               <w:rPr>
                 <w:sz w:val="20"/>
@@ -3049,7 +3033,7 @@
           </w:tcPr>
           <w:p>
             <w:pPr>
-              <w:pStyle w:val="Style17"/>
+              <w:pStyle w:val="user3"/>
               <w:jc w:val="center"/>
               <w:rPr>
                 <w:sz w:val="20"/>
@@ -3074,7 +3058,7 @@
           </w:tcPr>
           <w:p>
             <w:pPr>
-              <w:pStyle w:val="Style17"/>
+              <w:pStyle w:val="user3"/>
               <w:jc w:val="center"/>
               <w:rPr>
                 <w:sz w:val="20"/>
@@ -3102,7 +3086,7 @@
           </w:tcPr>
           <w:p>
             <w:pPr>
-              <w:pStyle w:val="Style17"/>
+              <w:pStyle w:val="user3"/>
               <w:jc w:val="center"/>
               <w:rPr>
                 <w:sz w:val="20"/>
@@ -3127,7 +3111,7 @@
           </w:tcPr>
           <w:p>
             <w:pPr>
-              <w:pStyle w:val="Style17"/>
+              <w:pStyle w:val="user3"/>
               <w:jc w:val="center"/>
               <w:rPr>
                 <w:sz w:val="20"/>
@@ -3152,7 +3136,7 @@
           </w:tcPr>
           <w:p>
             <w:pPr>
-              <w:pStyle w:val="Style17"/>
+              <w:pStyle w:val="user3"/>
               <w:jc w:val="center"/>
               <w:rPr>
                 <w:sz w:val="20"/>
@@ -3177,7 +3161,7 @@
           </w:tcPr>
           <w:p>
             <w:pPr>
-              <w:pStyle w:val="Style17"/>
+              <w:pStyle w:val="user3"/>
               <w:jc w:val="center"/>
               <w:rPr>
                 <w:sz w:val="20"/>
@@ -3206,7 +3190,7 @@
           </w:tcPr>
           <w:p>
             <w:pPr>
-              <w:pStyle w:val="Style17"/>
+              <w:pStyle w:val="user3"/>
               <w:jc w:val="center"/>
               <w:rPr>
                 <w:sz w:val="20"/>
@@ -3231,7 +3215,7 @@
           </w:tcPr>
           <w:p>
             <w:pPr>
-              <w:pStyle w:val="Style17"/>
+              <w:pStyle w:val="user3"/>
               <w:jc w:val="center"/>
               <w:rPr>
                 <w:sz w:val="20"/>
@@ -3259,7 +3243,7 @@
           </w:tcPr>
           <w:p>
             <w:pPr>
-              <w:pStyle w:val="Style17"/>
+              <w:pStyle w:val="user3"/>
               <w:jc w:val="center"/>
               <w:rPr>
                 <w:sz w:val="20"/>
@@ -3284,7 +3268,7 @@
           </w:tcPr>
           <w:p>
             <w:pPr>
-              <w:pStyle w:val="Style17"/>
+              <w:pStyle w:val="user3"/>
               <w:jc w:val="center"/>
               <w:rPr>
                 <w:sz w:val="20"/>
@@ -3309,7 +3293,7 @@
           </w:tcPr>
           <w:p>
             <w:pPr>
-              <w:pStyle w:val="Style17"/>
+              <w:pStyle w:val="user3"/>
               <w:jc w:val="center"/>
               <w:rPr>
                 <w:sz w:val="20"/>
@@ -3334,7 +3318,7 @@
           </w:tcPr>
           <w:p>
             <w:pPr>
-              <w:pStyle w:val="Style17"/>
+              <w:pStyle w:val="user3"/>
               <w:jc w:val="center"/>
               <w:rPr>
                 <w:sz w:val="20"/>
@@ -3360,7 +3344,7 @@
           </w:tcPr>
           <w:p>
             <w:pPr>
-              <w:pStyle w:val="Style17"/>
+              <w:pStyle w:val="user3"/>
               <w:jc w:val="center"/>
               <w:rPr>
                 <w:sz w:val="20"/>
@@ -3388,7 +3372,7 @@
           </w:tcPr>
           <w:p>
             <w:pPr>
-              <w:pStyle w:val="Style17"/>
+              <w:pStyle w:val="user3"/>
               <w:jc w:val="center"/>
               <w:rPr>
                 <w:sz w:val="20"/>
@@ -3405,7 +3389,7 @@
           </w:p>
           <w:p>
             <w:pPr>
-              <w:pStyle w:val="Style17"/>
+              <w:pStyle w:val="user3"/>
               <w:jc w:val="center"/>
               <w:rPr>
                 <w:sz w:val="20"/>
@@ -3431,7 +3415,7 @@
           </w:tcPr>
           <w:p>
             <w:pPr>
-              <w:pStyle w:val="Style17"/>
+              <w:pStyle w:val="user3"/>
               <w:jc w:val="center"/>
               <w:rPr>
                 <w:sz w:val="20"/>
@@ -3459,7 +3443,7 @@
           </w:tcPr>
           <w:p>
             <w:pPr>
-              <w:pStyle w:val="Style17"/>
+              <w:pStyle w:val="user3"/>
               <w:jc w:val="center"/>
               <w:rPr>
                 <w:sz w:val="20"/>
@@ -3487,7 +3471,7 @@
           </w:tcPr>
           <w:p>
             <w:pPr>
-              <w:pStyle w:val="Style17"/>
+              <w:pStyle w:val="user3"/>
               <w:jc w:val="center"/>
               <w:rPr>
                 <w:sz w:val="20"/>
@@ -3512,7 +3496,7 @@
           </w:tcPr>
           <w:p>
             <w:pPr>
-              <w:pStyle w:val="Style17"/>
+              <w:pStyle w:val="user3"/>
               <w:jc w:val="center"/>
               <w:rPr>
                 <w:sz w:val="20"/>
@@ -3537,7 +3521,7 @@
           </w:tcPr>
           <w:p>
             <w:pPr>
-              <w:pStyle w:val="Style17"/>
+              <w:pStyle w:val="user3"/>
               <w:jc w:val="center"/>
               <w:rPr>
                 <w:sz w:val="20"/>
@@ -3562,7 +3546,7 @@
           </w:tcPr>
           <w:p>
             <w:pPr>
-              <w:pStyle w:val="Style17"/>
+              <w:pStyle w:val="user3"/>
               <w:jc w:val="center"/>
               <w:rPr>
                 <w:sz w:val="20"/>
@@ -3590,7 +3574,7 @@
           </w:tcPr>
           <w:p>
             <w:pPr>
-              <w:pStyle w:val="Style17"/>
+              <w:pStyle w:val="user3"/>
               <w:jc w:val="center"/>
               <w:rPr>
                 <w:sz w:val="20"/>
@@ -3619,7 +3603,7 @@
           </w:tcPr>
           <w:p>
             <w:pPr>
-              <w:pStyle w:val="Style17"/>
+              <w:pStyle w:val="user3"/>
               <w:jc w:val="center"/>
               <w:rPr>
                 <w:sz w:val="20"/>
@@ -3644,7 +3628,7 @@
           </w:tcPr>
           <w:p>
             <w:pPr>
-              <w:pStyle w:val="Style17"/>
+              <w:pStyle w:val="user3"/>
               <w:jc w:val="center"/>
               <w:rPr>
                 <w:sz w:val="20"/>
@@ -3669,7 +3653,7 @@
           </w:tcPr>
           <w:p>
             <w:pPr>
-              <w:pStyle w:val="Style17"/>
+              <w:pStyle w:val="user3"/>
               <w:jc w:val="center"/>
               <w:rPr>
                 <w:sz w:val="20"/>
@@ -3694,7 +3678,7 @@
           </w:tcPr>
           <w:p>
             <w:pPr>
-              <w:pStyle w:val="Style17"/>
+              <w:pStyle w:val="user3"/>
               <w:jc w:val="center"/>
               <w:rPr>
                 <w:sz w:val="20"/>
@@ -3719,7 +3703,7 @@
           </w:tcPr>
           <w:p>
             <w:pPr>
-              <w:pStyle w:val="Style17"/>
+              <w:pStyle w:val="user3"/>
               <w:jc w:val="center"/>
               <w:rPr>
                 <w:sz w:val="20"/>
@@ -3748,7 +3732,7 @@
           </w:tcPr>
           <w:p>
             <w:pPr>
-              <w:pStyle w:val="Style17"/>
+              <w:pStyle w:val="user3"/>
               <w:jc w:val="center"/>
               <w:rPr>
                 <w:sz w:val="20"/>
@@ -3776,7 +3760,7 @@
           </w:tcPr>
           <w:p>
             <w:pPr>
-              <w:pStyle w:val="Style17"/>
+              <w:pStyle w:val="user3"/>
               <w:jc w:val="center"/>
               <w:rPr>
                 <w:sz w:val="20"/>
@@ -3793,7 +3777,7 @@
           </w:p>
           <w:p>
             <w:pPr>
-              <w:pStyle w:val="Style17"/>
+              <w:pStyle w:val="user3"/>
               <w:jc w:val="center"/>
               <w:rPr>
                 <w:sz w:val="20"/>
@@ -3819,7 +3803,7 @@
           </w:tcPr>
           <w:p>
             <w:pPr>
-              <w:pStyle w:val="Style17"/>
+              <w:pStyle w:val="user3"/>
               <w:jc w:val="center"/>
               <w:rPr>
                 <w:sz w:val="20"/>
@@ -3846,7 +3830,7 @@
           </w:tcPr>
           <w:p>
             <w:pPr>
-              <w:pStyle w:val="Style17"/>
+              <w:pStyle w:val="user3"/>
               <w:jc w:val="center"/>
               <w:rPr>
                 <w:sz w:val="20"/>
@@ -3871,7 +3855,7 @@
           </w:tcPr>
           <w:p>
             <w:pPr>
-              <w:pStyle w:val="Style17"/>
+              <w:pStyle w:val="user3"/>
               <w:jc w:val="center"/>
               <w:rPr>
                 <w:sz w:val="20"/>
@@ -3896,7 +3880,7 @@
           </w:tcPr>
           <w:p>
             <w:pPr>
-              <w:pStyle w:val="Style17"/>
+              <w:pStyle w:val="user3"/>
               <w:jc w:val="center"/>
               <w:rPr>
                 <w:sz w:val="20"/>
@@ -3921,7 +3905,7 @@
           </w:tcPr>
           <w:p>
             <w:pPr>
-              <w:pStyle w:val="Style17"/>
+              <w:pStyle w:val="user3"/>
               <w:jc w:val="center"/>
               <w:rPr>
                 <w:sz w:val="20"/>
@@ -3946,7 +3930,7 @@
           </w:tcPr>
           <w:p>
             <w:pPr>
-              <w:pStyle w:val="Style17"/>
+              <w:pStyle w:val="user3"/>
               <w:jc w:val="center"/>
               <w:rPr>
                 <w:sz w:val="20"/>
@@ -3974,7 +3958,7 @@
           </w:tcPr>
           <w:p>
             <w:pPr>
-              <w:pStyle w:val="Style17"/>
+              <w:pStyle w:val="user3"/>
               <w:jc w:val="center"/>
               <w:rPr>
                 <w:sz w:val="20"/>
@@ -3999,7 +3983,7 @@
           </w:tcPr>
           <w:p>
             <w:pPr>
-              <w:pStyle w:val="Style17"/>
+              <w:pStyle w:val="user3"/>
               <w:jc w:val="center"/>
               <w:rPr>
                 <w:sz w:val="20"/>
@@ -4025,7 +4009,7 @@
           </w:tcPr>
           <w:p>
             <w:pPr>
-              <w:pStyle w:val="Style17"/>
+              <w:pStyle w:val="user3"/>
               <w:jc w:val="center"/>
               <w:rPr>
                 <w:sz w:val="20"/>
@@ -4050,7 +4034,7 @@
           </w:tcPr>
           <w:p>
             <w:pPr>
-              <w:pStyle w:val="Style17"/>
+              <w:pStyle w:val="user3"/>
               <w:jc w:val="center"/>
               <w:rPr>
                 <w:sz w:val="20"/>
@@ -4078,7 +4062,7 @@
           </w:tcPr>
           <w:p>
             <w:pPr>
-              <w:pStyle w:val="Style17"/>
+              <w:pStyle w:val="user3"/>
               <w:jc w:val="center"/>
               <w:rPr>
                 <w:sz w:val="20"/>
@@ -4105,7 +4089,7 @@
           </w:tcPr>
           <w:p>
             <w:pPr>
-              <w:pStyle w:val="Style17"/>
+              <w:pStyle w:val="user3"/>
               <w:jc w:val="center"/>
               <w:rPr>
                 <w:sz w:val="20"/>
@@ -4134,7 +4118,7 @@
           </w:tcPr>
           <w:p>
             <w:pPr>
-              <w:pStyle w:val="Style17"/>
+              <w:pStyle w:val="user3"/>
               <w:jc w:val="center"/>
               <w:rPr>
                 <w:sz w:val="20"/>
@@ -4162,7 +4146,7 @@
           </w:tcPr>
           <w:p>
             <w:pPr>
-              <w:pStyle w:val="Style17"/>
+              <w:pStyle w:val="user3"/>
               <w:jc w:val="center"/>
               <w:rPr>
                 <w:sz w:val="20"/>
@@ -4179,7 +4163,7 @@
           </w:p>
           <w:p>
             <w:pPr>
-              <w:pStyle w:val="Style17"/>
+              <w:pStyle w:val="user3"/>
               <w:jc w:val="center"/>
               <w:rPr>
                 <w:sz w:val="20"/>
@@ -4205,7 +4189,7 @@
           </w:tcPr>
           <w:p>
             <w:pPr>
-              <w:pStyle w:val="Style17"/>
+              <w:pStyle w:val="user3"/>
               <w:jc w:val="center"/>
               <w:rPr>
                 <w:sz w:val="20"/>
@@ -4233,7 +4217,7 @@
           </w:tcPr>
           <w:p>
             <w:pPr>
-              <w:pStyle w:val="Style17"/>
+              <w:pStyle w:val="user3"/>
               <w:jc w:val="center"/>
               <w:rPr>
                 <w:sz w:val="20"/>
@@ -4261,7 +4245,7 @@
           </w:tcPr>
           <w:p>
             <w:pPr>
-              <w:pStyle w:val="Style17"/>
+              <w:pStyle w:val="user3"/>
               <w:jc w:val="center"/>
               <w:rPr>
                 <w:sz w:val="20"/>
@@ -4286,7 +4270,7 @@
           </w:tcPr>
           <w:p>
             <w:pPr>
-              <w:pStyle w:val="Style17"/>
+              <w:pStyle w:val="user3"/>
               <w:jc w:val="center"/>
               <w:rPr>
                 <w:sz w:val="20"/>
@@ -4311,7 +4295,7 @@
           </w:tcPr>
           <w:p>
             <w:pPr>
-              <w:pStyle w:val="Style17"/>
+              <w:pStyle w:val="user3"/>
               <w:jc w:val="center"/>
               <w:rPr>
                 <w:sz w:val="20"/>
@@ -4336,7 +4320,7 @@
           </w:tcPr>
           <w:p>
             <w:pPr>
-              <w:pStyle w:val="Style17"/>
+              <w:pStyle w:val="user3"/>
               <w:jc w:val="center"/>
               <w:rPr>
                 <w:sz w:val="20"/>
@@ -4364,7 +4348,7 @@
           </w:tcPr>
           <w:p>
             <w:pPr>
-              <w:pStyle w:val="Style17"/>
+              <w:pStyle w:val="user3"/>
               <w:jc w:val="center"/>
               <w:rPr>
                 <w:sz w:val="20"/>
@@ -4389,7 +4373,7 @@
           </w:tcPr>
           <w:p>
             <w:pPr>
-              <w:pStyle w:val="Style17"/>
+              <w:pStyle w:val="user3"/>
               <w:jc w:val="center"/>
               <w:rPr>
                 <w:sz w:val="20"/>
@@ -4414,7 +4398,7 @@
           </w:tcPr>
           <w:p>
             <w:pPr>
-              <w:pStyle w:val="Style17"/>
+              <w:pStyle w:val="user3"/>
               <w:jc w:val="center"/>
               <w:rPr>
                 <w:sz w:val="20"/>
@@ -4443,7 +4427,7 @@
           </w:tcPr>
           <w:p>
             <w:pPr>
-              <w:pStyle w:val="Style17"/>
+              <w:pStyle w:val="user3"/>
               <w:jc w:val="center"/>
               <w:rPr>
                 <w:sz w:val="20"/>
@@ -4468,7 +4452,7 @@
           </w:tcPr>
           <w:p>
             <w:pPr>
-              <w:pStyle w:val="Style17"/>
+              <w:pStyle w:val="user3"/>
               <w:jc w:val="center"/>
               <w:rPr>
                 <w:sz w:val="20"/>
@@ -4493,7 +4477,7 @@
           </w:tcPr>
           <w:p>
             <w:pPr>
-              <w:pStyle w:val="Style17"/>
+              <w:pStyle w:val="user3"/>
               <w:jc w:val="center"/>
               <w:rPr>
                 <w:sz w:val="20"/>
@@ -4522,7 +4506,7 @@
           </w:tcPr>
           <w:p>
             <w:pPr>
-              <w:pStyle w:val="Style17"/>
+              <w:pStyle w:val="user3"/>
               <w:jc w:val="center"/>
               <w:rPr>
                 <w:sz w:val="20"/>
@@ -4550,7 +4534,7 @@
           </w:tcPr>
           <w:p>
             <w:pPr>
-              <w:pStyle w:val="Style17"/>
+              <w:pStyle w:val="user3"/>
               <w:jc w:val="center"/>
               <w:rPr>
                 <w:sz w:val="20"/>
@@ -4567,7 +4551,7 @@
           </w:p>
           <w:p>
             <w:pPr>
-              <w:pStyle w:val="Style17"/>
+              <w:pStyle w:val="user3"/>
               <w:jc w:val="center"/>
               <w:rPr>
                 <w:sz w:val="20"/>
@@ -4593,7 +4577,7 @@
           </w:tcPr>
           <w:p>
             <w:pPr>
-              <w:pStyle w:val="Style17"/>
+              <w:pStyle w:val="user3"/>
               <w:jc w:val="center"/>
               <w:rPr>
                 <w:sz w:val="20"/>
@@ -4621,7 +4605,7 @@
           </w:tcPr>
           <w:p>
             <w:pPr>
-              <w:pStyle w:val="Style17"/>
+              <w:pStyle w:val="user3"/>
               <w:jc w:val="center"/>
               <w:rPr>
                 <w:sz w:val="20"/>
@@ -4649,7 +4633,7 @@
           </w:tcPr>
           <w:p>
             <w:pPr>
-              <w:pStyle w:val="Style17"/>
+              <w:pStyle w:val="user3"/>
               <w:jc w:val="center"/>
               <w:rPr>
                 <w:sz w:val="20"/>
@@ -4674,7 +4658,7 @@
           </w:tcPr>
           <w:p>
             <w:pPr>
-              <w:pStyle w:val="Style17"/>
+              <w:pStyle w:val="user3"/>
               <w:jc w:val="center"/>
               <w:rPr>
                 <w:sz w:val="20"/>
@@ -4699,7 +4683,7 @@
           </w:tcPr>
           <w:p>
             <w:pPr>
-              <w:pStyle w:val="Style17"/>
+              <w:pStyle w:val="user3"/>
               <w:jc w:val="center"/>
               <w:rPr>
                 <w:sz w:val="20"/>
@@ -4724,7 +4708,7 @@
           </w:tcPr>
           <w:p>
             <w:pPr>
-              <w:pStyle w:val="Style17"/>
+              <w:pStyle w:val="user3"/>
               <w:jc w:val="center"/>
               <w:rPr>
                 <w:sz w:val="20"/>
@@ -4749,7 +4733,7 @@
           </w:tcPr>
           <w:p>
             <w:pPr>
-              <w:pStyle w:val="Style17"/>
+              <w:pStyle w:val="user3"/>
               <w:jc w:val="center"/>
               <w:rPr>
                 <w:sz w:val="20"/>
@@ -4774,7 +4758,7 @@
           </w:tcPr>
           <w:p>
             <w:pPr>
-              <w:pStyle w:val="Style17"/>
+              <w:pStyle w:val="user3"/>
               <w:jc w:val="center"/>
               <w:rPr>
                 <w:sz w:val="20"/>
@@ -4799,7 +4783,7 @@
           </w:tcPr>
           <w:p>
             <w:pPr>
-              <w:pStyle w:val="Style17"/>
+              <w:pStyle w:val="user3"/>
               <w:jc w:val="center"/>
               <w:rPr>
                 <w:sz w:val="20"/>
@@ -4826,7 +4810,7 @@
           </w:tcPr>
           <w:p>
             <w:pPr>
-              <w:pStyle w:val="Style17"/>
+              <w:pStyle w:val="user3"/>
               <w:jc w:val="center"/>
               <w:rPr>
                 <w:sz w:val="20"/>
@@ -4852,7 +4836,7 @@
           </w:tcPr>
           <w:p>
             <w:pPr>
-              <w:pStyle w:val="Style17"/>
+              <w:pStyle w:val="user3"/>
               <w:jc w:val="center"/>
               <w:rPr>
                 <w:sz w:val="20"/>
@@ -4877,7 +4861,7 @@
           </w:tcPr>
           <w:p>
             <w:pPr>
-              <w:pStyle w:val="Style17"/>
+              <w:pStyle w:val="user3"/>
               <w:jc w:val="center"/>
               <w:rPr>
                 <w:sz w:val="20"/>
@@ -4906,7 +4890,7 @@
           </w:tcPr>
           <w:p>
             <w:pPr>
-              <w:pStyle w:val="Style17"/>
+              <w:pStyle w:val="user3"/>
               <w:jc w:val="center"/>
               <w:rPr>
                 <w:sz w:val="20"/>
@@ -4934,7 +4918,7 @@
           </w:tcPr>
           <w:p>
             <w:pPr>
-              <w:pStyle w:val="Style17"/>
+              <w:pStyle w:val="user3"/>
               <w:jc w:val="center"/>
               <w:rPr>
                 <w:sz w:val="20"/>
@@ -4951,7 +4935,7 @@
           </w:p>
           <w:p>
             <w:pPr>
-              <w:pStyle w:val="Style17"/>
+              <w:pStyle w:val="user3"/>
               <w:jc w:val="center"/>
               <w:rPr>
                 <w:sz w:val="20"/>
@@ -4977,7 +4961,7 @@
           </w:tcPr>
           <w:p>
             <w:pPr>
-              <w:pStyle w:val="Style17"/>
+              <w:pStyle w:val="user3"/>
               <w:jc w:val="center"/>
               <w:rPr>
                 <w:sz w:val="20"/>
@@ -5005,7 +4989,7 @@
           </w:tcPr>
           <w:p>
             <w:pPr>
-              <w:pStyle w:val="Style17"/>
+              <w:pStyle w:val="user3"/>
               <w:jc w:val="center"/>
               <w:rPr>
                 <w:sz w:val="20"/>
@@ -5030,7 +5014,7 @@
           </w:tcPr>
           <w:p>
             <w:pPr>
-              <w:pStyle w:val="Style17"/>
+              <w:pStyle w:val="user3"/>
               <w:jc w:val="center"/>
               <w:rPr>
                 <w:sz w:val="20"/>
@@ -5055,7 +5039,7 @@
           </w:tcPr>
           <w:p>
             <w:pPr>
-              <w:pStyle w:val="Style17"/>
+              <w:pStyle w:val="user3"/>
               <w:jc w:val="center"/>
               <w:rPr>
                 <w:sz w:val="20"/>
@@ -5080,7 +5064,7 @@
           </w:tcPr>
           <w:p>
             <w:pPr>
-              <w:pStyle w:val="Style17"/>
+              <w:pStyle w:val="user3"/>
               <w:jc w:val="center"/>
               <w:rPr>
                 <w:sz w:val="20"/>
@@ -5105,7 +5089,7 @@
           </w:tcPr>
           <w:p>
             <w:pPr>
-              <w:pStyle w:val="Style17"/>
+              <w:pStyle w:val="user3"/>
               <w:jc w:val="center"/>
               <w:rPr>
                 <w:sz w:val="20"/>
@@ -5133,7 +5117,7 @@
           </w:tcPr>
           <w:p>
             <w:pPr>
-              <w:pStyle w:val="Style17"/>
+              <w:pStyle w:val="user3"/>
               <w:jc w:val="center"/>
               <w:rPr>
                 <w:sz w:val="20"/>
@@ -5158,7 +5142,7 @@
           </w:tcPr>
           <w:p>
             <w:pPr>
-              <w:pStyle w:val="Style17"/>
+              <w:pStyle w:val="user3"/>
               <w:jc w:val="center"/>
               <w:rPr>
                 <w:sz w:val="20"/>
@@ -5186,7 +5170,7 @@
           </w:tcPr>
           <w:p>
             <w:pPr>
-              <w:pStyle w:val="Style17"/>
+              <w:pStyle w:val="user3"/>
               <w:jc w:val="center"/>
               <w:rPr>
                 <w:sz w:val="20"/>
@@ -5214,7 +5198,7 @@
           </w:tcPr>
           <w:p>
             <w:pPr>
-              <w:pStyle w:val="Style17"/>
+              <w:pStyle w:val="user3"/>
               <w:jc w:val="center"/>
               <w:rPr>
                 <w:sz w:val="20"/>
@@ -5242,7 +5226,7 @@
           </w:tcPr>
           <w:p>
             <w:pPr>
-              <w:pStyle w:val="Style17"/>
+              <w:pStyle w:val="user3"/>
               <w:jc w:val="center"/>
               <w:rPr>
                 <w:sz w:val="20"/>
@@ -5271,7 +5255,7 @@
           </w:tcPr>
           <w:p>
             <w:pPr>
-              <w:pStyle w:val="Style17"/>
+              <w:pStyle w:val="user3"/>
               <w:jc w:val="center"/>
               <w:rPr>
                 <w:sz w:val="20"/>
@@ -5297,7 +5281,7 @@
           </w:tcPr>
           <w:p>
             <w:pPr>
-              <w:pStyle w:val="Style17"/>
+              <w:pStyle w:val="user3"/>
               <w:jc w:val="center"/>
               <w:rPr>
                 <w:sz w:val="20"/>
@@ -5328,7 +5312,7 @@
           </w:tcPr>
           <w:p>
             <w:pPr>
-              <w:pStyle w:val="Style17"/>
+              <w:pStyle w:val="user3"/>
               <w:jc w:val="center"/>
               <w:rPr>
                 <w:sz w:val="20"/>
@@ -5345,7 +5329,7 @@
           </w:p>
           <w:p>
             <w:pPr>
-              <w:pStyle w:val="Style17"/>
+              <w:pStyle w:val="user3"/>
               <w:jc w:val="center"/>
               <w:rPr>
                 <w:sz w:val="20"/>
@@ -5371,7 +5355,7 @@
           </w:tcPr>
           <w:p>
             <w:pPr>
-              <w:pStyle w:val="Style17"/>
+              <w:pStyle w:val="user3"/>
               <w:jc w:val="center"/>
               <w:rPr>
                 <w:sz w:val="20"/>
@@ -5396,7 +5380,7 @@
           </w:tcPr>
           <w:p>
             <w:pPr>
-              <w:pStyle w:val="Style17"/>
+              <w:pStyle w:val="user3"/>
               <w:jc w:val="center"/>
               <w:rPr>
                 <w:sz w:val="20"/>
@@ -5421,7 +5405,7 @@
           </w:tcPr>
           <w:p>
             <w:pPr>
-              <w:pStyle w:val="Style17"/>
+              <w:pStyle w:val="user3"/>
               <w:jc w:val="center"/>
               <w:rPr>
                 <w:sz w:val="20"/>
@@ -5446,7 +5430,7 @@
           </w:tcPr>
           <w:p>
             <w:pPr>
-              <w:pStyle w:val="Style17"/>
+              <w:pStyle w:val="user3"/>
               <w:jc w:val="center"/>
               <w:rPr>
                 <w:sz w:val="20"/>
@@ -5471,7 +5455,7 @@
           </w:tcPr>
           <w:p>
             <w:pPr>
-              <w:pStyle w:val="Style17"/>
+              <w:pStyle w:val="user3"/>
               <w:jc w:val="center"/>
               <w:rPr>
                 <w:sz w:val="20"/>
@@ -5496,7 +5480,7 @@
           </w:tcPr>
           <w:p>
             <w:pPr>
-              <w:pStyle w:val="Style17"/>
+              <w:pStyle w:val="user3"/>
               <w:jc w:val="center"/>
               <w:rPr>
                 <w:sz w:val="20"/>
@@ -5521,7 +5505,7 @@
           </w:tcPr>
           <w:p>
             <w:pPr>
-              <w:pStyle w:val="Style17"/>
+              <w:pStyle w:val="user3"/>
               <w:jc w:val="center"/>
               <w:rPr>
                 <w:sz w:val="20"/>
@@ -5546,7 +5530,7 @@
           </w:tcPr>
           <w:p>
             <w:pPr>
-              <w:pStyle w:val="Style17"/>
+              <w:pStyle w:val="user3"/>
               <w:jc w:val="center"/>
               <w:rPr>
                 <w:sz w:val="20"/>
@@ -5571,7 +5555,7 @@
           </w:tcPr>
           <w:p>
             <w:pPr>
-              <w:pStyle w:val="Style17"/>
+              <w:pStyle w:val="user3"/>
               <w:jc w:val="center"/>
               <w:rPr>
                 <w:sz w:val="20"/>
@@ -5596,7 +5580,7 @@
           </w:tcPr>
           <w:p>
             <w:pPr>
-              <w:pStyle w:val="Style17"/>
+              <w:pStyle w:val="user3"/>
               <w:jc w:val="center"/>
               <w:rPr>
                 <w:sz w:val="20"/>
@@ -5621,7 +5605,7 @@
           </w:tcPr>
           <w:p>
             <w:pPr>
-              <w:pStyle w:val="Style17"/>
+              <w:pStyle w:val="user3"/>
               <w:jc w:val="center"/>
               <w:rPr>
                 <w:sz w:val="20"/>
@@ -5646,7 +5630,7 @@
           </w:tcPr>
           <w:p>
             <w:pPr>
-              <w:pStyle w:val="Style17"/>
+              <w:pStyle w:val="user3"/>
               <w:jc w:val="center"/>
               <w:rPr>
                 <w:sz w:val="20"/>
@@ -5676,7 +5660,7 @@
           </w:tcPr>
           <w:p>
             <w:pPr>
-              <w:pStyle w:val="Style17"/>
+              <w:pStyle w:val="user3"/>
               <w:jc w:val="center"/>
               <w:rPr>
                 <w:sz w:val="20"/>
@@ -6156,7 +6140,15 @@
       </w:pPr>
       <w:r>
         <w:rPr/>
-        <w:t xml:space="preserve">Связь Товар (E2) — Категория товара (E5). Товар может быть в нескольких категориях; в категории много товаров. Связь </w:t>
+        <w:t xml:space="preserve">Связь Товар (E2) — Категория товара (E5). Товар может быть в </w:t>
+      </w:r>
+      <w:r>
+        <w:rPr/>
+        <w:t>одной категории</w:t>
+      </w:r>
+      <w:r>
+        <w:rPr/>
+        <w:t xml:space="preserve">; в категории много товаров. Связь </w:t>
       </w:r>
       <w:r>
         <w:rPr>
@@ -7248,8 +7240,8 @@
       <w:lang w:val="ru-RU" w:eastAsia="zh-CN" w:bidi="hi-IN"/>
     </w:rPr>
   </w:style>
-  <w:style w:type="character" w:styleId="Style14">
-    <w:name w:val="Символ нумерации"/>
+  <w:style w:type="character" w:styleId="user">
+    <w:name w:val="Символ нумерации (user)"/>
     <w:qFormat/>
     <w:rPr/>
   </w:style>
@@ -7261,8 +7253,8 @@
       <w:bCs/>
     </w:rPr>
   </w:style>
-  <w:style w:type="character" w:styleId="user">
-    <w:name w:val="Символ нумерации (user)"/>
+  <w:style w:type="character" w:styleId="Style14">
+    <w:name w:val="Символ нумерации"/>
     <w:qFormat/>
     <w:rPr/>
   </w:style>
@@ -7350,8 +7342,8 @@
       <w:rFonts w:cs="Arial"/>
     </w:rPr>
   </w:style>
-  <w:style w:type="paragraph" w:styleId="Style17">
-    <w:name w:val="Содержимое таблицы"/>
+  <w:style w:type="paragraph" w:styleId="user3">
+    <w:name w:val="Содержимое таблицы (user)"/>
     <w:basedOn w:val="Normal"/>
     <w:qFormat/>
     <w:pPr>
